--- a/交付成果/第三轮修订版/第三轮4周版/读书会01_禅修入门与基础_4周资料包（第三版修订）/Word版/第2周_安般念修法与数息对治_学员版.docx
+++ b/交付成果/第三轮修订版/第三轮4周版/读书会01_禅修入门与基础_4周资料包（第三版修订）/Word版/第2周_安般念修法与数息对治_学员版.docx
@@ -60,7 +60,7 @@
           <w:color w:val="999999"/>
           <w:sz w:val="17"/>
         </w:rPr>
-        <w:t>📅 最近更新：2026-09-22 20:30　|　按用户订正修正：预知时至；观过去30生；经名《相应部·入出息相应》×2；地名伊车能伽罗；删原转写注（大十字经、三力界）；嗔心生起修慈悲。涉及处照指定改正</w:t>
+        <w:t>📅 最近更新：2026-09-22 21:01　|　清理学员版中主持人专属内容（引导语/引导/提示/注意事项/操作/特别提醒/主持人备用素材及内嵌提示）；共读原文与讨论·练习内容不变</w:t>
       </w:r>
     </w:p>
     <w:p>
@@ -3824,26 +3824,6 @@
         <w:rPr>
           <w:b/>
         </w:rPr>
-        <w:t>主持人引导</w:t>
-      </w:r>
-      <w:r>
-        <w:t>：朗读下面3个问题，让大家自由讨论。</w:t>
-      </w:r>
-      <w:r>
-        <w:rPr>
-          <w:b/>
-        </w:rPr>
-        <w:t>你不提供答案</w:t>
-      </w:r>
-      <w:r>
-        <w:t>，只引导。</w:t>
-      </w:r>
-    </w:p>
-    <w:p>
-      <w:r>
-        <w:rPr>
-          <w:b/>
-        </w:rPr>
         <w:t>讨论问题（按优先级）</w:t>
       </w:r>
       <w:r>
@@ -4052,10 +4032,10 @@
         <w:rPr>
           <w:b/>
         </w:rPr>
-        <w:t>主持人引导语</w:t>
-      </w:r>
-      <w:r>
-        <w:t>（照读即可；括号内为操作提示，不念出来）：</w:t>
+        <w:t>请跟随引导练习</w:t>
+      </w:r>
+      <w:r>
+        <w:t>：</w:t>
       </w:r>
     </w:p>
     <w:p>
@@ -4331,10 +4311,10 @@
         <w:rPr>
           <w:b/>
         </w:rPr>
-        <w:t>主持人引导语</w:t>
-      </w:r>
-      <w:r>
-        <w:t>（照读即可；括号内为操作提示，不念出来）：</w:t>
+        <w:t>请跟随引导练习</w:t>
+      </w:r>
+      <w:r>
+        <w:t>：</w:t>
       </w:r>
     </w:p>
     <w:p>
@@ -6873,26 +6853,6 @@
       </w:pPr>
       <w:r>
         <w:t>🎯 第二轮主题讨论（10 min）</w:t>
-      </w:r>
-    </w:p>
-    <w:p>
-      <w:r>
-        <w:rPr>
-          <w:b/>
-        </w:rPr>
-        <w:t>主持人引导</w:t>
-      </w:r>
-      <w:r>
-        <w:t>：朗读下面3个问题，让大家自由讨论。</w:t>
-      </w:r>
-      <w:r>
-        <w:rPr>
-          <w:b/>
-        </w:rPr>
-        <w:t>你不提供答案</w:t>
-      </w:r>
-      <w:r>
-        <w:t>，只引导。</w:t>
       </w:r>
     </w:p>
     <w:p>

--- a/交付成果/第三轮修订版/第三轮4周版/读书会01_禅修入门与基础_4周资料包（第三版修订）/Word版/第2周_安般念修法与数息对治_学员版.docx
+++ b/交付成果/第三轮修订版/第三轮4周版/读书会01_禅修入门与基础_4周资料包（第三版修订）/Word版/第2周_安般念修法与数息对治_学员版.docx
@@ -60,7 +60,7 @@
           <w:color w:val="999999"/>
           <w:sz w:val="17"/>
         </w:rPr>
-        <w:t>📅 最近更新：2026-09-22 21:01　|　清理学员版中主持人专属内容（引导语/引导/提示/注意事项/操作/特别提醒/主持人备用素材及内嵌提示）；共读原文与讨论·练习内容不变</w:t>
+        <w:t>📅 最近更新：2026-09-22 21:20　|　学员版去注释化：删材料元信息行/练习引导文/更新记录/内联media_id等；共读原文文字未改</w:t>
       </w:r>
     </w:p>
     <w:p>
@@ -435,14 +435,19 @@
       </w:r>
     </w:p>
     <w:p>
-      <w:r>
-        <w:rPr>
-          <w:b/>
-        </w:rPr>
-        <w:t>请跟随引导静心</w:t>
-      </w:r>
-      <w:r>
-        <w:t>：</w:t>
+      <w:pPr>
+        <w:pStyle w:val="Heading2"/>
+      </w:pPr>
+      <w:r>
+        <w:t>📖 共读原文1（20 min）</w:t>
+      </w:r>
+    </w:p>
+    <w:p>
+      <w:pPr>
+        <w:pStyle w:val="Heading3"/>
+      </w:pPr>
+      <w:r>
+        <w:t>原文材料①：入出息念是什么——定义、殊胜功德与修习前提</w:t>
       </w:r>
     </w:p>
     <w:p>
@@ -456,131 +461,6 @@
       </w:pPr>
       <w:r>
         <w:rPr>
-          <w:sz w:val="21"/>
-        </w:rPr>
-        <w:t>我们先静坐一分钟。闭上眼睛，把注意力轻轻放在鼻头、人中附近——气息进出的那个触点。今天我们把目光从「为什么修」收拢到「怎么修」：怎么把心安放在呼吸上，数息怎么数，腿痛和妄念来了又怎么办。不用急，只是知道呼吸在进出就好。（停顿60秒）</w:t>
-      </w:r>
-    </w:p>
-    <w:p>
-      <w:pPr>
-        <w:pStyle w:val="Heading2"/>
-      </w:pPr>
-      <w:r>
-        <w:t>📖 共读原文1（20 min）</w:t>
-      </w:r>
-    </w:p>
-    <w:p>
-      <w:pPr>
-        <w:pStyle w:val="Heading3"/>
-      </w:pPr>
-      <w:r>
-        <w:t>原文材料①：入出息念是什么——定义、殊胜功德与修习前提</w:t>
-      </w:r>
-    </w:p>
-    <w:p>
-      <w:pPr>
-        <w:spacing w:after="30" w:before="0"/>
-        <w:ind w:left="227" w:right="113"/>
-        <w:shd w:val="clear" w:color="auto" w:fill="F2F8F4"/>
-        <w:pBdr>
-          <w:left w:val="single" w:sz="28" w:space="6" w:color="2E6B4F"/>
-        </w:pBdr>
-      </w:pPr>
-      <w:r>
-        <w:rPr>
-          <w:b/>
-          <w:sz w:val="21"/>
-        </w:rPr>
-        <w:t>段落优先级</w:t>
-      </w:r>
-      <w:r>
-        <w:rPr>
-          <w:sz w:val="21"/>
-        </w:rPr>
-        <w:t>：★核心必读（时间不够时只读★段落）｜◈扩展段落（时间富余时读）</w:t>
-      </w:r>
-    </w:p>
-    <w:p>
-      <w:pPr>
-        <w:pStyle w:val="ListBullet"/>
-      </w:pPr>
-      <w:r>
-        <w:rPr>
-          <w:b/>
-        </w:rPr>
-        <w:t>标题</w:t>
-      </w:r>
-      <w:r>
-        <w:t>：如来禅修学体系08·入出息念浅析1·简介（古源尊者，2025-01-10）</w:t>
-      </w:r>
-    </w:p>
-    <w:p>
-      <w:pPr>
-        <w:pStyle w:val="ListBullet"/>
-      </w:pPr>
-      <w:r>
-        <w:rPr>
-          <w:b/>
-        </w:rPr>
-        <w:t>文件类型</w:t>
-      </w:r>
-      <w:r>
-        <w:t>：录音转写（校对整理）——（依据录音转写整理）</w:t>
-      </w:r>
-    </w:p>
-    <w:p>
-      <w:pPr>
-        <w:pStyle w:val="ListBullet"/>
-      </w:pPr>
-      <w:r>
-        <w:rPr>
-          <w:b/>
-        </w:rPr>
-        <w:t>知识库出处</w:t>
-      </w:r>
-      <w:r>
-        <w:t>：知识库「古源尊者开示及上座部佛教资料」</w:t>
-      </w:r>
-    </w:p>
-    <w:p>
-      <w:pPr>
-        <w:pStyle w:val="ListBullet"/>
-      </w:pPr>
-      <w:r>
-        <w:rPr>
-          <w:b/>
-        </w:rPr>
-        <w:t>media_id</w:t>
-      </w:r>
-      <w:r>
-        <w:t>：soundrecording_d0dd1c0cd17209afe241ece24bf6b7b4_fb6f7d81a007ca73ed6358ad0a49ccd67439961422831605</w:t>
-      </w:r>
-    </w:p>
-    <w:p>
-      <w:pPr>
-        <w:pStyle w:val="ListBullet"/>
-      </w:pPr>
-      <w:r>
-        <w:rPr>
-          <w:b/>
-        </w:rPr>
-        <w:t>打开方式</w:t>
-      </w:r>
-      <w:r>
-        <w:t>：ima知识库搜索「入出息念浅析1 简介」即可打开</w:t>
-      </w:r>
-    </w:p>
-    <w:p>
-      <w:pPr>
-        <w:spacing w:after="30" w:before="0"/>
-        <w:ind w:left="227" w:right="113"/>
-        <w:shd w:val="clear" w:color="auto" w:fill="F2F8F4"/>
-        <w:pBdr>
-          <w:left w:val="single" w:sz="28" w:space="6" w:color="2E6B4F"/>
-        </w:pBdr>
-      </w:pPr>
-      <w:r>
-        <w:rPr>
           <w:b/>
           <w:sz w:val="21"/>
         </w:rPr>
@@ -591,35 +471,6 @@
           <w:sz w:val="21"/>
         </w:rPr>
         <w:t>（本段约 约3040 字，供中等稍慢朗读，约 25 分钟；其余为默读／选读／延伸内容）</w:t>
-      </w:r>
-    </w:p>
-    <w:p>
-      <w:pPr>
-        <w:spacing w:after="30" w:before="0"/>
-        <w:ind w:left="227" w:right="113"/>
-        <w:shd w:val="clear" w:color="auto" w:fill="F2F8F4"/>
-        <w:pBdr>
-          <w:left w:val="single" w:sz="28" w:space="6" w:color="2E6B4F"/>
-        </w:pBdr>
-      </w:pPr>
-      <w:r>
-        <w:rPr>
-          <w:sz w:val="21"/>
-        </w:rPr>
-        <w:t xml:space="preserve">📎 </w:t>
-      </w:r>
-      <w:r>
-        <w:rPr>
-          <w:b/>
-          <w:sz w:val="21"/>
-        </w:rPr>
-        <w:t>完整原文见《原文全集》第3周部分·材料①</w:t>
-      </w:r>
-      <w:r>
-        <w:rPr>
-          <w:sz w:val="21"/>
-        </w:rPr>
-        <w:t>，以下为章节完整文字（照录自本周素材文件，未删改）：</w:t>
       </w:r>
     </w:p>
     <w:p>
@@ -1452,128 +1303,6 @@
       </w:pPr>
       <w:r>
         <w:rPr>
-          <w:b/>
-          <w:sz w:val="21"/>
-        </w:rPr>
-        <w:t>段落优先级</w:t>
-      </w:r>
-      <w:r>
-        <w:rPr>
-          <w:sz w:val="21"/>
-        </w:rPr>
-        <w:t>：★核心必读（时间不够时只读★段落）｜◈扩展段落（时间富余时读）</w:t>
-      </w:r>
-    </w:p>
-    <w:p>
-      <w:pPr>
-        <w:pStyle w:val="ListBullet"/>
-      </w:pPr>
-      <w:r>
-        <w:rPr>
-          <w:b/>
-        </w:rPr>
-        <w:t>标题</w:t>
-      </w:r>
-      <w:r>
-        <w:t>：如来禅修学体系13·入出息念浅析6·修习2（古源尊者，2025-01-15，课件）</w:t>
-      </w:r>
-    </w:p>
-    <w:p>
-      <w:pPr>
-        <w:pStyle w:val="ListBullet"/>
-      </w:pPr>
-      <w:r>
-        <w:rPr>
-          <w:b/>
-        </w:rPr>
-        <w:t>文件类型</w:t>
-      </w:r>
-      <w:r>
-        <w:t>：PDF课件（文字版）</w:t>
-      </w:r>
-    </w:p>
-    <w:p>
-      <w:pPr>
-        <w:pStyle w:val="ListBullet"/>
-      </w:pPr>
-      <w:r>
-        <w:rPr>
-          <w:b/>
-        </w:rPr>
-        <w:t>知识库出处</w:t>
-      </w:r>
-      <w:r>
-        <w:t>：知识库「古源尊者开示及上座部佛教资料」</w:t>
-      </w:r>
-    </w:p>
-    <w:p>
-      <w:pPr>
-        <w:pStyle w:val="ListBullet"/>
-      </w:pPr>
-      <w:r>
-        <w:rPr>
-          <w:b/>
-        </w:rPr>
-        <w:t>media_id</w:t>
-      </w:r>
-      <w:r>
-        <w:t>：pdf_d0dd1c0cd17209afe241ece24bf6b7b4_2154c84e27ac208a0faf394b5b92008e7439961422831605</w:t>
-      </w:r>
-    </w:p>
-    <w:p>
-      <w:pPr>
-        <w:pStyle w:val="ListBullet"/>
-      </w:pPr>
-      <w:r>
-        <w:rPr>
-          <w:b/>
-        </w:rPr>
-        <w:t>打开方式</w:t>
-      </w:r>
-      <w:r>
-        <w:t>：ima知识库搜索「入出息念浅析6 修习2」即可打开</w:t>
-      </w:r>
-    </w:p>
-    <w:p>
-      <w:pPr>
-        <w:spacing w:after="30" w:before="0"/>
-        <w:ind w:left="227" w:right="113"/>
-        <w:shd w:val="clear" w:color="auto" w:fill="F2F8F4"/>
-        <w:pBdr>
-          <w:left w:val="single" w:sz="28" w:space="6" w:color="2E6B4F"/>
-        </w:pBdr>
-      </w:pPr>
-      <w:r>
-        <w:rPr>
-          <w:sz w:val="21"/>
-        </w:rPr>
-        <w:t xml:space="preserve">📎 </w:t>
-      </w:r>
-      <w:r>
-        <w:rPr>
-          <w:b/>
-          <w:sz w:val="21"/>
-        </w:rPr>
-        <w:t>完整原文见《原文全集》第3周部分·材料②</w:t>
-      </w:r>
-      <w:r>
-        <w:rPr>
-          <w:sz w:val="21"/>
-        </w:rPr>
-        <w:t>，以下为章节完整文字（照录自本周素材文件，未删改）：</w:t>
-      </w:r>
-    </w:p>
-    <w:p>
-      <w:pPr>
-        <w:spacing w:after="30" w:before="0"/>
-        <w:ind w:left="227" w:right="113"/>
-        <w:shd w:val="clear" w:color="auto" w:fill="F2F8F4"/>
-        <w:pBdr>
-          <w:left w:val="single" w:sz="28" w:space="6" w:color="2E6B4F"/>
-        </w:pBdr>
-      </w:pPr>
-      <w:r>
-        <w:rPr>
           <w:sz w:val="21"/>
         </w:rPr>
         <w:t xml:space="preserve">🖼 </w:t>
@@ -1599,7 +1328,7 @@
       <w:r>
         <w:drawing>
           <wp:inline xmlns:a="http://schemas.openxmlformats.org/drawingml/2006/main" xmlns:pic="http://schemas.openxmlformats.org/drawingml/2006/picture">
-            <wp:extent cx="5580000" cy="3137769"/>
+            <wp:extent cx="5580000" cy="3136757"/>
             <wp:docPr id="1" name="Picture 1"/>
             <wp:cNvGraphicFramePr>
               <a:graphicFrameLocks noChangeAspect="1"/>
@@ -1620,7 +1349,7 @@
                   <pic:spPr>
                     <a:xfrm>
                       <a:off x="0" y="0"/>
-                      <a:ext cx="5580000" cy="3137769"/>
+                      <a:ext cx="5580000" cy="3136757"/>
                     </a:xfrm>
                     <a:prstGeom prst="rect"/>
                   </pic:spPr>
@@ -1856,128 +1585,6 @@
       </w:r>
     </w:p>
     <w:p>
-      <w:pPr>
-        <w:spacing w:after="30" w:before="0"/>
-        <w:ind w:left="227" w:right="113"/>
-        <w:shd w:val="clear" w:color="auto" w:fill="F2F8F4"/>
-        <w:pBdr>
-          <w:left w:val="single" w:sz="28" w:space="6" w:color="2E6B4F"/>
-        </w:pBdr>
-      </w:pPr>
-      <w:r>
-        <w:rPr>
-          <w:b/>
-          <w:sz w:val="21"/>
-        </w:rPr>
-        <w:t>段落优先级</w:t>
-      </w:r>
-      <w:r>
-        <w:rPr>
-          <w:sz w:val="21"/>
-        </w:rPr>
-        <w:t>：★核心必读（时间不够时只读★段落）｜◈扩展段落（时间富余时读）</w:t>
-      </w:r>
-    </w:p>
-    <w:p>
-      <w:pPr>
-        <w:pStyle w:val="ListBullet"/>
-      </w:pPr>
-      <w:r>
-        <w:rPr>
-          <w:b/>
-        </w:rPr>
-        <w:t>标题</w:t>
-      </w:r>
-      <w:r>
-        <w:t>：如来禅修学体系16·入出息念业处十六事（古源尊者，2025-01-18，课件）</w:t>
-      </w:r>
-    </w:p>
-    <w:p>
-      <w:pPr>
-        <w:pStyle w:val="ListBullet"/>
-      </w:pPr>
-      <w:r>
-        <w:rPr>
-          <w:b/>
-        </w:rPr>
-        <w:t>文件类型</w:t>
-      </w:r>
-      <w:r>
-        <w:t>：PDF课件（文字版）</w:t>
-      </w:r>
-    </w:p>
-    <w:p>
-      <w:pPr>
-        <w:pStyle w:val="ListBullet"/>
-      </w:pPr>
-      <w:r>
-        <w:rPr>
-          <w:b/>
-        </w:rPr>
-        <w:t>知识库出处</w:t>
-      </w:r>
-      <w:r>
-        <w:t>：知识库「古源尊者开示及上座部佛教资料」</w:t>
-      </w:r>
-    </w:p>
-    <w:p>
-      <w:pPr>
-        <w:pStyle w:val="ListBullet"/>
-      </w:pPr>
-      <w:r>
-        <w:rPr>
-          <w:b/>
-        </w:rPr>
-        <w:t>media_id</w:t>
-      </w:r>
-      <w:r>
-        <w:t>：pdf_d0dd1c0cd17209afe241ece24bf6b7b4_c56dc5df8831632b4e5e52e4f4ceb4fc7439961422831605</w:t>
-      </w:r>
-    </w:p>
-    <w:p>
-      <w:pPr>
-        <w:pStyle w:val="ListBullet"/>
-      </w:pPr>
-      <w:r>
-        <w:rPr>
-          <w:b/>
-        </w:rPr>
-        <w:t>打开方式</w:t>
-      </w:r>
-      <w:r>
-        <w:t>：ima知识库搜索「入出息念业处十六事」即可打开</w:t>
-      </w:r>
-    </w:p>
-    <w:p>
-      <w:pPr>
-        <w:spacing w:after="30" w:before="0"/>
-        <w:ind w:left="227" w:right="113"/>
-        <w:shd w:val="clear" w:color="auto" w:fill="F2F8F4"/>
-        <w:pBdr>
-          <w:left w:val="single" w:sz="28" w:space="6" w:color="2E6B4F"/>
-        </w:pBdr>
-      </w:pPr>
-      <w:r>
-        <w:rPr>
-          <w:sz w:val="21"/>
-        </w:rPr>
-        <w:t xml:space="preserve">📎 </w:t>
-      </w:r>
-      <w:r>
-        <w:rPr>
-          <w:b/>
-          <w:sz w:val="21"/>
-        </w:rPr>
-        <w:t>完整原文见《原文全集》第3周部分·材料③</w:t>
-      </w:r>
-      <w:r>
-        <w:rPr>
-          <w:sz w:val="21"/>
-        </w:rPr>
-        <w:t>，以下为章节完整文字（照录自本周素材文件，未删改）：</w:t>
-      </w:r>
-    </w:p>
-    <w:p>
       <w:r>
         <w:rPr>
           <w:b/>
@@ -2038,7 +1645,7 @@
       <w:r>
         <w:drawing>
           <wp:inline xmlns:a="http://schemas.openxmlformats.org/drawingml/2006/main" xmlns:pic="http://schemas.openxmlformats.org/drawingml/2006/picture">
-            <wp:extent cx="5580000" cy="3137769"/>
+            <wp:extent cx="5580000" cy="3136757"/>
             <wp:docPr id="2" name="Picture 2"/>
             <wp:cNvGraphicFramePr>
               <a:graphicFrameLocks noChangeAspect="1"/>
@@ -2059,7 +1666,7 @@
                   <pic:spPr>
                     <a:xfrm>
                       <a:off x="0" y="0"/>
-                      <a:ext cx="5580000" cy="3137769"/>
+                      <a:ext cx="5580000" cy="3136757"/>
                     </a:xfrm>
                     <a:prstGeom prst="rect"/>
                   </pic:spPr>
@@ -4028,14 +3635,11 @@
       </w:r>
     </w:p>
     <w:p>
-      <w:r>
-        <w:rPr>
-          <w:b/>
-        </w:rPr>
-        <w:t>请跟随引导练习</w:t>
-      </w:r>
-      <w:r>
-        <w:t>：</w:t>
+      <w:pPr>
+        <w:pStyle w:val="Heading3"/>
+      </w:pPr>
+      <w:r>
+        <w:t>禅修练习（原第4周）</w:t>
       </w:r>
     </w:p>
     <w:p>
@@ -4051,7 +3655,20 @@
         <w:rPr>
           <w:sz w:val="21"/>
         </w:rPr>
-        <w:t>请大家坐好，可以微微闭上眼睛。先让身体放松下来，肩膀沉一沉，腰背自然立直。（停顿10秒）</w:t>
+        <w:t xml:space="preserve">⚠️ </w:t>
+      </w:r>
+      <w:r>
+        <w:rPr>
+          <w:b/>
+          <w:sz w:val="21"/>
+        </w:rPr>
+        <w:t>禅修禁忌提示</w:t>
+      </w:r>
+      <w:r>
+        <w:rPr>
+          <w:sz w:val="21"/>
+        </w:rPr>
+        <w:t>：若你正处在严重抑郁、焦虑、创伤后应激，或精神类疾病的发作／用药期，或正经历强烈的情绪危机，请先咨询医生或心理师，再决定是否练习；练习中若出现明显不适（如心悸、胸闷、情绪失控），请立即停止，睁开眼睛，把注意力放回呼吸与身体，必要时离场休息。</w:t>
       </w:r>
     </w:p>
     <w:p>
@@ -4065,9 +3682,32 @@
       </w:pPr>
       <w:r>
         <w:rPr>
+          <w:b/>
           <w:sz w:val="21"/>
         </w:rPr>
-        <w:t>我们先做三次深长的呼吸：吸气……呼气……每一次呼气的时候，让身体再松一点。（带领三次，约20秒）</w:t>
+        <w:t>练习提示（禁忌与安全）</w:t>
+      </w:r>
+      <w:r>
+        <w:rPr>
+          <w:sz w:val="21"/>
+        </w:rPr>
+        <w:t>：如有严重身心疾病（重度抑郁／焦虑发作期、精神障碍等）、近期手术或严重心血管疾病、孕期或有医嘱限制者，请先咨询医生、量力而行；练习中若出现强烈不适，可随时睁眼、停止、调整，或改为静坐观察。</w:t>
+      </w:r>
+    </w:p>
+    <w:p>
+      <w:pPr>
+        <w:pStyle w:val="Heading2"/>
+      </w:pPr>
+      <w:r>
+        <w:t>📖 共读原文2（20 min）</w:t>
+      </w:r>
+    </w:p>
+    <w:p>
+      <w:pPr>
+        <w:pStyle w:val="Heading3"/>
+      </w:pPr>
+      <w:r>
+        <w:t>原文材料①：锯木头比喻与四阶段——触点上的呼吸</w:t>
       </w:r>
     </w:p>
     <w:p>
@@ -4081,546 +3721,6 @@
       </w:pPr>
       <w:r>
         <w:rPr>
-          <w:sz w:val="21"/>
-        </w:rPr>
-        <w:t>好，现在让呼吸回到它自然的样子。它长就让它长，短就让它短，粗就让它粗，细就让它细——我们不控制它，只是准备去"知道"它。（停顿15秒）</w:t>
-      </w:r>
-    </w:p>
-    <w:p>
-      <w:pPr>
-        <w:spacing w:after="30" w:before="0"/>
-        <w:ind w:left="227" w:right="113"/>
-        <w:shd w:val="clear" w:color="auto" w:fill="F2F8F4"/>
-        <w:pBdr>
-          <w:left w:val="single" w:sz="28" w:space="6" w:color="2E6B4F"/>
-        </w:pBdr>
-      </w:pPr>
-      <w:r>
-        <w:rPr>
-          <w:sz w:val="21"/>
-        </w:rPr>
-        <w:t>接下来，把注意力轻轻地放到鼻头、人中附近这一小块地方。（停顿10秒）</w:t>
-      </w:r>
-    </w:p>
-    <w:p>
-      <w:pPr>
-        <w:spacing w:after="30" w:before="0"/>
-        <w:ind w:left="227" w:right="113"/>
-        <w:shd w:val="clear" w:color="auto" w:fill="F2F8F4"/>
-        <w:pBdr>
-          <w:left w:val="single" w:sz="28" w:space="6" w:color="2E6B4F"/>
-        </w:pBdr>
-      </w:pPr>
-      <w:r>
-        <w:rPr>
-          <w:sz w:val="21"/>
-        </w:rPr>
-        <w:t>不用使劲去找，只是"注意"那里。就像想起一位老朋友常坐的位置那样，轻轻地知道：就是这里。（停顿20秒）</w:t>
-      </w:r>
-    </w:p>
-    <w:p>
-      <w:pPr>
-        <w:spacing w:after="30" w:before="0"/>
-        <w:ind w:left="227" w:right="113"/>
-        <w:shd w:val="clear" w:color="auto" w:fill="F2F8F4"/>
-        <w:pBdr>
-          <w:left w:val="single" w:sz="28" w:space="6" w:color="2E6B4F"/>
-        </w:pBdr>
-      </w:pPr>
-      <w:r>
-        <w:rPr>
-          <w:sz w:val="21"/>
-        </w:rPr>
-        <w:t>感受一下，那里有一点微微的温度，有一点微微的痒——那可能就是气息经过时留下的感觉。（停顿20秒）</w:t>
-      </w:r>
-    </w:p>
-    <w:p>
-      <w:pPr>
-        <w:spacing w:after="30" w:before="0"/>
-        <w:ind w:left="227" w:right="113"/>
-        <w:shd w:val="clear" w:color="auto" w:fill="F2F8F4"/>
-        <w:pBdr>
-          <w:left w:val="single" w:sz="28" w:space="6" w:color="2E6B4F"/>
-        </w:pBdr>
-      </w:pPr>
-      <w:r>
-        <w:rPr>
-          <w:sz w:val="21"/>
-        </w:rPr>
-        <w:t>现在我们知道了：气息每次进出，都会经过这一点。呼气的时候经过这里，吸气的时候也经过这里。（停顿20秒）</w:t>
-      </w:r>
-    </w:p>
-    <w:p>
-      <w:pPr>
-        <w:spacing w:after="30" w:before="0"/>
-        <w:ind w:left="227" w:right="113"/>
-        <w:shd w:val="clear" w:color="auto" w:fill="F2F8F4"/>
-        <w:pBdr>
-          <w:left w:val="single" w:sz="28" w:space="6" w:color="2E6B4F"/>
-        </w:pBdr>
-      </w:pPr>
-      <w:r>
-        <w:rPr>
-          <w:sz w:val="21"/>
-        </w:rPr>
-        <w:t>如果一时感觉不清楚，没有关系。知道"气息正在经过这里"，这个"知道"本身就够了。（停顿30秒）</w:t>
-      </w:r>
-    </w:p>
-    <w:p>
-      <w:pPr>
-        <w:spacing w:after="30" w:before="0"/>
-        <w:ind w:left="227" w:right="113"/>
-        <w:shd w:val="clear" w:color="auto" w:fill="F2F8F4"/>
-        <w:pBdr>
-          <w:left w:val="single" w:sz="28" w:space="6" w:color="2E6B4F"/>
-        </w:pBdr>
-      </w:pPr>
-      <w:r>
-        <w:rPr>
-          <w:sz w:val="21"/>
-        </w:rPr>
-        <w:t>为了帮助把这个位置定住，我们来数几次呼吸：从一数到八。数字只是帮我们待在这个点上，像扶一下栏杆。入息、出息——一；入息、出息——二……（让大家自己数5–10次呼吸，停顿约1分钟）</w:t>
-      </w:r>
-    </w:p>
-    <w:p>
-      <w:pPr>
-        <w:spacing w:after="30" w:before="0"/>
-        <w:ind w:left="227" w:right="113"/>
-        <w:shd w:val="clear" w:color="auto" w:fill="F2F8F4"/>
-        <w:pBdr>
-          <w:left w:val="single" w:sz="28" w:space="6" w:color="2E6B4F"/>
-        </w:pBdr>
-      </w:pPr>
-      <w:r>
-        <w:rPr>
-          <w:sz w:val="21"/>
-        </w:rPr>
-        <w:t>好，数完了。现在把数字轻轻放下，只留下那个位置：气息进来，知道；气息出去，知道。（停顿30秒）</w:t>
-      </w:r>
-    </w:p>
-    <w:p>
-      <w:pPr>
-        <w:spacing w:after="30" w:before="0"/>
-        <w:ind w:left="227" w:right="113"/>
-        <w:shd w:val="clear" w:color="auto" w:fill="F2F8F4"/>
-        <w:pBdr>
-          <w:left w:val="single" w:sz="28" w:space="6" w:color="2E6B4F"/>
-        </w:pBdr>
-      </w:pPr>
-      <w:r>
-        <w:rPr>
-          <w:sz w:val="21"/>
-        </w:rPr>
-        <w:t>就这样安安静静地知道气息在进出。走神了，不批评，轻轻回到这个位置就好。（静坐约5分钟；期间每隔一两分钟可轻声重复一句："知道气息在进出。"）</w:t>
-      </w:r>
-    </w:p>
-    <w:p>
-      <w:pPr>
-        <w:spacing w:after="30" w:before="0"/>
-        <w:ind w:left="227" w:right="113"/>
-        <w:shd w:val="clear" w:color="auto" w:fill="F2F8F4"/>
-        <w:pBdr>
-          <w:left w:val="single" w:sz="28" w:space="6" w:color="2E6B4F"/>
-        </w:pBdr>
-      </w:pPr>
-      <w:r>
-        <w:rPr>
-          <w:sz w:val="21"/>
-        </w:rPr>
-        <w:t>好，最后，把心从呼吸上轻轻放开，感觉整个身体坐在这里，脚踩在地上。（停顿15秒）</w:t>
-      </w:r>
-    </w:p>
-    <w:p>
-      <w:pPr>
-        <w:spacing w:after="30" w:before="0"/>
-        <w:ind w:left="227" w:right="113"/>
-        <w:shd w:val="clear" w:color="auto" w:fill="F2F8F4"/>
-        <w:pBdr>
-          <w:left w:val="single" w:sz="28" w:space="6" w:color="2E6B4F"/>
-        </w:pBdr>
-      </w:pPr>
-      <w:r>
-        <w:rPr>
-          <w:sz w:val="21"/>
-        </w:rPr>
-        <w:t>慢慢地活动一下手指、肩膀，睁开眼睛。</w:t>
-      </w:r>
-    </w:p>
-    <w:p>
-      <w:pPr>
-        <w:pStyle w:val="Heading3"/>
-      </w:pPr>
-      <w:r>
-        <w:t>禅修练习（原第4周）</w:t>
-      </w:r>
-    </w:p>
-    <w:p>
-      <w:pPr>
-        <w:spacing w:after="30" w:before="0"/>
-        <w:ind w:left="227" w:right="113"/>
-        <w:shd w:val="clear" w:color="auto" w:fill="F2F8F4"/>
-        <w:pBdr>
-          <w:left w:val="single" w:sz="28" w:space="6" w:color="2E6B4F"/>
-        </w:pBdr>
-      </w:pPr>
-      <w:r>
-        <w:rPr>
-          <w:sz w:val="21"/>
-        </w:rPr>
-        <w:t xml:space="preserve">⚠️ </w:t>
-      </w:r>
-      <w:r>
-        <w:rPr>
-          <w:b/>
-          <w:sz w:val="21"/>
-        </w:rPr>
-        <w:t>禅修禁忌提示</w:t>
-      </w:r>
-      <w:r>
-        <w:rPr>
-          <w:sz w:val="21"/>
-        </w:rPr>
-        <w:t>：若你正处在严重抑郁、焦虑、创伤后应激，或精神类疾病的发作／用药期，或正经历强烈的情绪危机，请先咨询医生或心理师，再决定是否练习；练习中若出现明显不适（如心悸、胸闷、情绪失控），请立即停止，睁开眼睛，把注意力放回呼吸与身体，必要时离场休息。</w:t>
-      </w:r>
-    </w:p>
-    <w:p>
-      <w:pPr>
-        <w:spacing w:after="30" w:before="0"/>
-        <w:ind w:left="227" w:right="113"/>
-        <w:shd w:val="clear" w:color="auto" w:fill="F2F8F4"/>
-        <w:pBdr>
-          <w:left w:val="single" w:sz="28" w:space="6" w:color="2E6B4F"/>
-        </w:pBdr>
-      </w:pPr>
-      <w:r>
-        <w:rPr>
-          <w:b/>
-          <w:sz w:val="21"/>
-        </w:rPr>
-        <w:t>练习提示（禁忌与安全）</w:t>
-      </w:r>
-      <w:r>
-        <w:rPr>
-          <w:sz w:val="21"/>
-        </w:rPr>
-        <w:t>：如有严重身心疾病（重度抑郁／焦虑发作期、精神障碍等）、近期手术或严重心血管疾病、孕期或有医嘱限制者，请先咨询医生、量力而行；练习中若出现强烈不适，可随时睁眼、停止、调整，或改为静坐观察。</w:t>
-      </w:r>
-    </w:p>
-    <w:p>
-      <w:r>
-        <w:rPr>
-          <w:b/>
-        </w:rPr>
-        <w:t>请跟随引导练习</w:t>
-      </w:r>
-      <w:r>
-        <w:t>：</w:t>
-      </w:r>
-    </w:p>
-    <w:p>
-      <w:pPr>
-        <w:spacing w:after="30" w:before="0"/>
-        <w:ind w:left="227" w:right="113"/>
-        <w:shd w:val="clear" w:color="auto" w:fill="F2F8F4"/>
-        <w:pBdr>
-          <w:left w:val="single" w:sz="28" w:space="6" w:color="2E6B4F"/>
-        </w:pBdr>
-      </w:pPr>
-      <w:r>
-        <w:rPr>
-          <w:sz w:val="21"/>
-        </w:rPr>
-        <w:t>请大家坐好，可以微微闭上眼睛，腰背自然立直。先在心里跟自己的心打个招呼："接下来十五分钟，我们练习数息。"（停顿10秒）</w:t>
-      </w:r>
-    </w:p>
-    <w:p>
-      <w:pPr>
-        <w:spacing w:after="30" w:before="0"/>
-        <w:ind w:left="227" w:right="113"/>
-        <w:shd w:val="clear" w:color="auto" w:fill="F2F8F4"/>
-        <w:pBdr>
-          <w:left w:val="single" w:sz="28" w:space="6" w:color="2E6B4F"/>
-        </w:pBdr>
-      </w:pPr>
-      <w:r>
-        <w:rPr>
-          <w:sz w:val="21"/>
-        </w:rPr>
-        <w:t>把注意力轻轻地放到鼻头、人中附近的触点上。气息经过这里，知道；现在感觉不到，也没关系，先安放在这里。（停顿20秒）</w:t>
-      </w:r>
-    </w:p>
-    <w:p>
-      <w:pPr>
-        <w:spacing w:after="30" w:before="0"/>
-        <w:ind w:left="227" w:right="113"/>
-        <w:shd w:val="clear" w:color="auto" w:fill="F2F8F4"/>
-        <w:pBdr>
-          <w:left w:val="single" w:sz="28" w:space="6" w:color="2E6B4F"/>
-        </w:pBdr>
-      </w:pPr>
-      <w:r>
-        <w:rPr>
-          <w:sz w:val="21"/>
-        </w:rPr>
-        <w:t>我们先用快数：一次入息加一次出息，数一个数字。入息——出息——一；入息——出息——二……一直数到八。如果数到一半发现走神了，不批评，停下来，回到这个位置，从一再开始。（让大家自己数第一轮，约1分钟）</w:t>
-      </w:r>
-    </w:p>
-    <w:p>
-      <w:pPr>
-        <w:spacing w:after="30" w:before="0"/>
-        <w:ind w:left="227" w:right="113"/>
-        <w:shd w:val="clear" w:color="auto" w:fill="F2F8F4"/>
-        <w:pBdr>
-          <w:left w:val="single" w:sz="28" w:space="6" w:color="2E6B4F"/>
-        </w:pBdr>
-      </w:pPr>
-      <w:r>
-        <w:rPr>
-          <w:sz w:val="21"/>
-        </w:rPr>
-        <w:t>我们来第二轮，还是从一数到八。（停顿约1分钟）</w:t>
-      </w:r>
-    </w:p>
-    <w:p>
-      <w:pPr>
-        <w:spacing w:after="30" w:before="0"/>
-        <w:ind w:left="227" w:right="113"/>
-        <w:shd w:val="clear" w:color="auto" w:fill="F2F8F4"/>
-        <w:pBdr>
-          <w:left w:val="single" w:sz="28" w:space="6" w:color="2E6B4F"/>
-        </w:pBdr>
-      </w:pPr>
-      <w:r>
-        <w:rPr>
-          <w:sz w:val="21"/>
-        </w:rPr>
-        <w:t>第三轮。三轮都能顺利数完，很好；中间断了，也没关系——能发现自己在打妄想，本身就说明有正念。（停顿约1分钟）</w:t>
-      </w:r>
-    </w:p>
-    <w:p>
-      <w:pPr>
-        <w:spacing w:after="30" w:before="0"/>
-        <w:ind w:left="227" w:right="113"/>
-        <w:shd w:val="clear" w:color="auto" w:fill="F2F8F4"/>
-        <w:pBdr>
-          <w:left w:val="single" w:sz="28" w:space="6" w:color="2E6B4F"/>
-        </w:pBdr>
-      </w:pPr>
-      <w:r>
-        <w:rPr>
-          <w:sz w:val="21"/>
-        </w:rPr>
-        <w:t>好，现在把快数换成慢数：入息的时候，心里数一、二、三；出息的时候，也数一、二、三。数字跟着呼吸铺开，像给心安排一件细活。（停顿约1分钟）</w:t>
-      </w:r>
-    </w:p>
-    <w:p>
-      <w:pPr>
-        <w:spacing w:after="30" w:before="0"/>
-        <w:ind w:left="227" w:right="113"/>
-        <w:shd w:val="clear" w:color="auto" w:fill="F2F8F4"/>
-        <w:pBdr>
-          <w:left w:val="single" w:sz="28" w:space="6" w:color="2E6B4F"/>
-        </w:pBdr>
-      </w:pPr>
-      <w:r>
-        <w:rPr>
-          <w:sz w:val="21"/>
-        </w:rPr>
-        <w:t>现在，把数字完全放下，不数了，只是随息：气息进来，知道；气息出去，知道。就在触点上看着它进出，不跟到身体里面去，也不跟到外面去。（停顿约2分钟）</w:t>
-      </w:r>
-    </w:p>
-    <w:p>
-      <w:pPr>
-        <w:spacing w:after="30" w:before="0"/>
-        <w:ind w:left="227" w:right="113"/>
-        <w:shd w:val="clear" w:color="auto" w:fill="F2F8F4"/>
-        <w:pBdr>
-          <w:left w:val="single" w:sz="28" w:space="6" w:color="2E6B4F"/>
-        </w:pBdr>
-      </w:pPr>
-      <w:r>
-        <w:rPr>
-          <w:sz w:val="21"/>
-        </w:rPr>
-        <w:t>呼吸变细了、好像找不到了？不用找，知道"它还在这里"就够了。（停顿，静坐约3分钟；期间可轻声重复一句："知道气息在进出。"）</w:t>
-      </w:r>
-    </w:p>
-    <w:p>
-      <w:pPr>
-        <w:spacing w:after="30" w:before="0"/>
-        <w:ind w:left="227" w:right="113"/>
-        <w:shd w:val="clear" w:color="auto" w:fill="F2F8F4"/>
-        <w:pBdr>
-          <w:left w:val="single" w:sz="28" w:space="6" w:color="2E6B4F"/>
-        </w:pBdr>
-      </w:pPr>
-      <w:r>
-        <w:rPr>
-          <w:sz w:val="21"/>
-        </w:rPr>
-        <w:t>好，我们准备正念地下坐。请大家正念地搓搓手，把双手搓热，敷在眼睛上。（停顿10秒）正念地搓搓头，用手指头梳梳头。（停顿10秒）正念地揉揉腰，轻轻地揉揉膝盖，动一动脚踝。（停顿15秒）</w:t>
-      </w:r>
-    </w:p>
-    <w:p>
-      <w:pPr>
-        <w:spacing w:after="30" w:before="0"/>
-        <w:ind w:left="227" w:right="113"/>
-        <w:shd w:val="clear" w:color="auto" w:fill="F2F8F4"/>
-        <w:pBdr>
-          <w:left w:val="single" w:sz="28" w:space="6" w:color="2E6B4F"/>
-        </w:pBdr>
-      </w:pPr>
-      <w:r>
-        <w:rPr>
-          <w:sz w:val="21"/>
-        </w:rPr>
-        <w:t>慢慢地睁开眼睛。</w:t>
-      </w:r>
-    </w:p>
-    <w:p>
-      <w:pPr>
-        <w:pStyle w:val="Heading2"/>
-      </w:pPr>
-      <w:r>
-        <w:t>📖 共读原文2（20 min）</w:t>
-      </w:r>
-    </w:p>
-    <w:p>
-      <w:pPr>
-        <w:pStyle w:val="Heading3"/>
-      </w:pPr>
-      <w:r>
-        <w:t>原文材料①：锯木头比喻与四阶段——触点上的呼吸</w:t>
-      </w:r>
-    </w:p>
-    <w:p>
-      <w:pPr>
-        <w:spacing w:after="30" w:before="0"/>
-        <w:ind w:left="227" w:right="113"/>
-        <w:shd w:val="clear" w:color="auto" w:fill="F2F8F4"/>
-        <w:pBdr>
-          <w:left w:val="single" w:sz="28" w:space="6" w:color="2E6B4F"/>
-        </w:pBdr>
-      </w:pPr>
-      <w:r>
-        <w:rPr>
-          <w:b/>
-          <w:sz w:val="21"/>
-        </w:rPr>
-        <w:t>段落优先级</w:t>
-      </w:r>
-      <w:r>
-        <w:rPr>
-          <w:sz w:val="21"/>
-        </w:rPr>
-        <w:t>：★核心必读（时间不够时只读★段落）｜◈扩展段落（时间富余时读）</w:t>
-      </w:r>
-    </w:p>
-    <w:p>
-      <w:pPr>
-        <w:pStyle w:val="ListBullet"/>
-      </w:pPr>
-      <w:r>
-        <w:rPr>
-          <w:b/>
-        </w:rPr>
-        <w:t>标题</w:t>
-      </w:r>
-      <w:r>
-        <w:t>：如来禅修学体系13·入出息念浅析6·修习2（古源尊者，2025-01-15，课件）／如来禅修学体系12·入出息念浅析5·修习1（古源尊者，2025-01-14，录音转写）／《14_入出息念》（古源尊者，2024-06-28，录音转写）</w:t>
-      </w:r>
-    </w:p>
-    <w:p>
-      <w:pPr>
-        <w:pStyle w:val="ListBullet"/>
-      </w:pPr>
-      <w:r>
-        <w:rPr>
-          <w:b/>
-        </w:rPr>
-        <w:t>文件类型</w:t>
-      </w:r>
-      <w:r>
-        <w:t>：PDF课件（文字版）＋录音转写（校对整理）——录音转写部分（依据录音转写整理）</w:t>
-      </w:r>
-    </w:p>
-    <w:p>
-      <w:pPr>
-        <w:pStyle w:val="ListBullet"/>
-      </w:pPr>
-      <w:r>
-        <w:rPr>
-          <w:b/>
-        </w:rPr>
-        <w:t>知识库出处</w:t>
-      </w:r>
-      <w:r>
-        <w:t>：知识库「古源尊者开示及上座部佛教资料」</w:t>
-      </w:r>
-    </w:p>
-    <w:p>
-      <w:pPr>
-        <w:pStyle w:val="ListBullet"/>
-      </w:pPr>
-      <w:r>
-        <w:rPr>
-          <w:b/>
-        </w:rPr>
-        <w:t>media_id</w:t>
-      </w:r>
-      <w:r>
-        <w:t>：</w:t>
-      </w:r>
-    </w:p>
-    <w:p>
-      <w:pPr>
-        <w:pStyle w:val="ListBullet"/>
-      </w:pPr>
-      <w:r>
-        <w:t>修习2课件：pdf_d0dd1c0cd17209afe241ece24bf6b7b4_2154c84e27ac208a0faf394b5b92008e7439961422831605</w:t>
-      </w:r>
-    </w:p>
-    <w:p>
-      <w:pPr>
-        <w:pStyle w:val="ListBullet"/>
-      </w:pPr>
-      <w:r>
-        <w:t>修习1录音：soundrecording_d0dd1c0cd17209afe241ece24bf6b7b4_3b13ef31fd393d8fa1ee7da61b44fc467439961422831605</w:t>
-      </w:r>
-    </w:p>
-    <w:p>
-      <w:pPr>
-        <w:pStyle w:val="ListBullet"/>
-      </w:pPr>
-      <w:r>
-        <w:t>《14_入出息念》录音：soundrecording_d0dd1c0cd17209afe241ece24bf6b7b4_fa40e0d54f18fe9bd0be60b2937317fd7439961422831605</w:t>
-      </w:r>
-    </w:p>
-    <w:p>
-      <w:pPr>
-        <w:pStyle w:val="ListBullet"/>
-      </w:pPr>
-      <w:r>
-        <w:rPr>
-          <w:b/>
-        </w:rPr>
-        <w:t>打开方式</w:t>
-      </w:r>
-      <w:r>
-        <w:t>：ima知识库搜索「入出息念浅析6 修习2」「入出息念浅析5 修习1」「14 入出息念」即可打开</w:t>
-      </w:r>
-    </w:p>
-    <w:p>
-      <w:pPr>
-        <w:spacing w:after="30" w:before="0"/>
-        <w:ind w:left="227" w:right="113"/>
-        <w:shd w:val="clear" w:color="auto" w:fill="F2F8F4"/>
-        <w:pBdr>
-          <w:left w:val="single" w:sz="28" w:space="6" w:color="2E6B4F"/>
-        </w:pBdr>
-      </w:pPr>
-      <w:r>
-        <w:rPr>
           <w:b/>
           <w:sz w:val="21"/>
         </w:rPr>
@@ -4631,35 +3731,6 @@
           <w:sz w:val="21"/>
         </w:rPr>
         <w:t>（本段约 约3570 字，供中等稍慢朗读，约 25 分钟；其余为默读／选读／延伸内容）</w:t>
-      </w:r>
-    </w:p>
-    <w:p>
-      <w:pPr>
-        <w:spacing w:after="30" w:before="0"/>
-        <w:ind w:left="227" w:right="113"/>
-        <w:shd w:val="clear" w:color="auto" w:fill="F2F8F4"/>
-        <w:pBdr>
-          <w:left w:val="single" w:sz="28" w:space="6" w:color="2E6B4F"/>
-        </w:pBdr>
-      </w:pPr>
-      <w:r>
-        <w:rPr>
-          <w:sz w:val="21"/>
-        </w:rPr>
-        <w:t xml:space="preserve">📎 </w:t>
-      </w:r>
-      <w:r>
-        <w:rPr>
-          <w:b/>
-          <w:sz w:val="21"/>
-        </w:rPr>
-        <w:t>完整原文见《原文全集》第4周部分·材料①</w:t>
-      </w:r>
-      <w:r>
-        <w:rPr>
-          <w:sz w:val="21"/>
-        </w:rPr>
-        <w:t>，以下为章节完整文字（照录自本周素材文件，未删改）：</w:t>
       </w:r>
     </w:p>
     <w:p>
@@ -5241,144 +4312,6 @@
       </w:r>
     </w:p>
     <w:p>
-      <w:pPr>
-        <w:spacing w:after="30" w:before="0"/>
-        <w:ind w:left="227" w:right="113"/>
-        <w:shd w:val="clear" w:color="auto" w:fill="F2F8F4"/>
-        <w:pBdr>
-          <w:left w:val="single" w:sz="28" w:space="6" w:color="2E6B4F"/>
-        </w:pBdr>
-      </w:pPr>
-      <w:r>
-        <w:rPr>
-          <w:b/>
-          <w:sz w:val="21"/>
-        </w:rPr>
-        <w:t>段落优先级</w:t>
-      </w:r>
-      <w:r>
-        <w:rPr>
-          <w:sz w:val="21"/>
-        </w:rPr>
-        <w:t>：★核心必读（时间不够时只读★段落）｜◈扩展段落（时间富余时读）</w:t>
-      </w:r>
-    </w:p>
-    <w:p>
-      <w:pPr>
-        <w:pStyle w:val="ListBullet"/>
-      </w:pPr>
-      <w:r>
-        <w:rPr>
-          <w:b/>
-        </w:rPr>
-        <w:t>标题</w:t>
-      </w:r>
-      <w:r>
-        <w:t>：《14_入出息念》（古源尊者，2024-06-28，录音转写）／如来禅修学体系12·入出息念浅析5·修习1（古源尊者，2025-01-14，录音转写）</w:t>
-      </w:r>
-    </w:p>
-    <w:p>
-      <w:pPr>
-        <w:pStyle w:val="ListBullet"/>
-      </w:pPr>
-      <w:r>
-        <w:rPr>
-          <w:b/>
-        </w:rPr>
-        <w:t>文件类型</w:t>
-      </w:r>
-      <w:r>
-        <w:t>：录音转写（校对整理）——（依据录音转写整理）</w:t>
-      </w:r>
-    </w:p>
-    <w:p>
-      <w:pPr>
-        <w:pStyle w:val="ListBullet"/>
-      </w:pPr>
-      <w:r>
-        <w:rPr>
-          <w:b/>
-        </w:rPr>
-        <w:t>知识库出处</w:t>
-      </w:r>
-      <w:r>
-        <w:t>：知识库「古源尊者开示及上座部佛教资料」</w:t>
-      </w:r>
-    </w:p>
-    <w:p>
-      <w:pPr>
-        <w:pStyle w:val="ListBullet"/>
-      </w:pPr>
-      <w:r>
-        <w:rPr>
-          <w:b/>
-        </w:rPr>
-        <w:t>media_id</w:t>
-      </w:r>
-      <w:r>
-        <w:t>：</w:t>
-      </w:r>
-    </w:p>
-    <w:p>
-      <w:pPr>
-        <w:pStyle w:val="ListBullet"/>
-      </w:pPr>
-      <w:r>
-        <w:t>《14_入出息念》录音：soundrecording_d0dd1c0cd17209afe241ece24bf6b7b4_fa40e0d54f18fe9bd0be60b2937317fd7439961422831605</w:t>
-      </w:r>
-    </w:p>
-    <w:p>
-      <w:pPr>
-        <w:pStyle w:val="ListBullet"/>
-      </w:pPr>
-      <w:r>
-        <w:t>修习1录音：soundrecording_d0dd1c0cd17209afe241ece24bf6b7b4_3b13ef31fd393d8fa1ee7da61b44fc467439961422831605</w:t>
-      </w:r>
-    </w:p>
-    <w:p>
-      <w:pPr>
-        <w:pStyle w:val="ListBullet"/>
-      </w:pPr>
-      <w:r>
-        <w:rPr>
-          <w:b/>
-        </w:rPr>
-        <w:t>打开方式</w:t>
-      </w:r>
-      <w:r>
-        <w:t>：ima知识库搜索「14 入出息念」「入出息念浅析5 修习1」即可打开</w:t>
-      </w:r>
-    </w:p>
-    <w:p>
-      <w:pPr>
-        <w:spacing w:after="30" w:before="0"/>
-        <w:ind w:left="227" w:right="113"/>
-        <w:shd w:val="clear" w:color="auto" w:fill="F2F8F4"/>
-        <w:pBdr>
-          <w:left w:val="single" w:sz="28" w:space="6" w:color="2E6B4F"/>
-        </w:pBdr>
-      </w:pPr>
-      <w:r>
-        <w:rPr>
-          <w:sz w:val="21"/>
-        </w:rPr>
-        <w:t xml:space="preserve">📎 </w:t>
-      </w:r>
-      <w:r>
-        <w:rPr>
-          <w:b/>
-          <w:sz w:val="21"/>
-        </w:rPr>
-        <w:t>完整原文见《原文全集》第4周部分·材料②</w:t>
-      </w:r>
-      <w:r>
-        <w:rPr>
-          <w:sz w:val="21"/>
-        </w:rPr>
-        <w:t>，以下为章节完整文字（照录自本周素材文件，未删改）：</w:t>
-      </w:r>
-    </w:p>
-    <w:p>
       <w:r>
         <w:rPr>
           <w:b/>
@@ -5935,128 +4868,6 @@
       </w:r>
     </w:p>
     <w:p>
-      <w:pPr>
-        <w:spacing w:after="30" w:before="0"/>
-        <w:ind w:left="227" w:right="113"/>
-        <w:shd w:val="clear" w:color="auto" w:fill="F2F8F4"/>
-        <w:pBdr>
-          <w:left w:val="single" w:sz="28" w:space="6" w:color="2E6B4F"/>
-        </w:pBdr>
-      </w:pPr>
-      <w:r>
-        <w:rPr>
-          <w:b/>
-          <w:sz w:val="21"/>
-        </w:rPr>
-        <w:t>段落优先级</w:t>
-      </w:r>
-      <w:r>
-        <w:rPr>
-          <w:sz w:val="21"/>
-        </w:rPr>
-        <w:t>：★核心必读（时间不够时只读★段落）｜◈扩展段落（时间富余时读）</w:t>
-      </w:r>
-    </w:p>
-    <w:p>
-      <w:pPr>
-        <w:pStyle w:val="ListBullet"/>
-      </w:pPr>
-      <w:r>
-        <w:rPr>
-          <w:b/>
-        </w:rPr>
-        <w:t>标题</w:t>
-      </w:r>
-      <w:r>
-        <w:t>：如来禅修学体系12·入出息念浅析5·修习1（古源尊者，2025-01-14）</w:t>
-      </w:r>
-    </w:p>
-    <w:p>
-      <w:pPr>
-        <w:pStyle w:val="ListBullet"/>
-      </w:pPr>
-      <w:r>
-        <w:rPr>
-          <w:b/>
-        </w:rPr>
-        <w:t>文件类型</w:t>
-      </w:r>
-      <w:r>
-        <w:t>：录音转写（校对整理）——（依据录音转写整理）</w:t>
-      </w:r>
-    </w:p>
-    <w:p>
-      <w:pPr>
-        <w:pStyle w:val="ListBullet"/>
-      </w:pPr>
-      <w:r>
-        <w:rPr>
-          <w:b/>
-        </w:rPr>
-        <w:t>知识库出处</w:t>
-      </w:r>
-      <w:r>
-        <w:t>：知识库「古源尊者开示及上座部佛教资料」</w:t>
-      </w:r>
-    </w:p>
-    <w:p>
-      <w:pPr>
-        <w:pStyle w:val="ListBullet"/>
-      </w:pPr>
-      <w:r>
-        <w:rPr>
-          <w:b/>
-        </w:rPr>
-        <w:t>media_id</w:t>
-      </w:r>
-      <w:r>
-        <w:t>：soundrecording_d0dd1c0cd17209afe241ece24bf6b7b4_3b13ef31fd393d8fa1ee7da61b44fc467439961422831605</w:t>
-      </w:r>
-    </w:p>
-    <w:p>
-      <w:pPr>
-        <w:pStyle w:val="ListBullet"/>
-      </w:pPr>
-      <w:r>
-        <w:rPr>
-          <w:b/>
-        </w:rPr>
-        <w:t>打开方式</w:t>
-      </w:r>
-      <w:r>
-        <w:t>：ima知识库搜索「入出息念浅析5 修习1」即可打开</w:t>
-      </w:r>
-    </w:p>
-    <w:p>
-      <w:pPr>
-        <w:spacing w:after="30" w:before="0"/>
-        <w:ind w:left="227" w:right="113"/>
-        <w:shd w:val="clear" w:color="auto" w:fill="F2F8F4"/>
-        <w:pBdr>
-          <w:left w:val="single" w:sz="28" w:space="6" w:color="2E6B4F"/>
-        </w:pBdr>
-      </w:pPr>
-      <w:r>
-        <w:rPr>
-          <w:sz w:val="21"/>
-        </w:rPr>
-        <w:t xml:space="preserve">📎 </w:t>
-      </w:r>
-      <w:r>
-        <w:rPr>
-          <w:b/>
-          <w:sz w:val="21"/>
-        </w:rPr>
-        <w:t>完整原文见《原文全集》第4周部分·材料③</w:t>
-      </w:r>
-      <w:r>
-        <w:rPr>
-          <w:sz w:val="21"/>
-        </w:rPr>
-        <w:t>，以下为章节完整文字（照录自本周素材文件，未删改）：</w:t>
-      </w:r>
-    </w:p>
-    <w:p>
       <w:r>
         <w:rPr>
           <w:b/>
@@ -7027,7 +5838,7 @@
         <w:t>段落1</w:t>
       </w:r>
       <w:r>
-        <w:t>（出自本周素材·材料③《如来禅修学体系16·入出息念业处十六事》课件，media_id：pdf_d0dd1c0cd17209afe241ece24bf6b7b4_c56dc5df8831632b4e5e52e4f4ceb4fc7439961422831605，◈扩展，未共读）：</w:t>
+        <w:t>（出自本周素材·材料③《如来禅修学体系16·入出息念业处十六事》课件，◈扩展，未共读）：</w:t>
       </w:r>
     </w:p>
     <w:p>
@@ -7318,7 +6129,7 @@
         <w:t>段落1</w:t>
       </w:r>
       <w:r>
-        <w:t>（出自本周素材·资源A《如来禅修学体系13·入出息念浅析6·修习2》课件，media_id：pdf_d0dd1c0cd17209afe241ece24bf6b7b4_2154c84e27ac208a0faf394b5b92008e7439961422831605，◈扩展，未共读）：</w:t>
+        <w:t>（出自本周素材·资源A《如来禅修学体系13·入出息念浅析6·修习2》课件，◈扩展，未共读）：</w:t>
       </w:r>
     </w:p>
     <w:p>
@@ -7641,7 +6452,7 @@
         <w:t>段落2</w:t>
       </w:r>
       <w:r>
-        <w:t>（出自本周素材·资源B《14_入出息念》录音转写，media_id：soundrecording_d0dd1c0cd17209afe241ece24bf6b7b4_fa40e0d54f18fe9bd0be60b2937317fd7439961422831605，◈扩展，未共读）：</w:t>
+        <w:t>（出自本周素材·资源B《14_入出息念》录音转写，◈扩展，未共读）：</w:t>
       </w:r>
     </w:p>
     <w:p>
@@ -7837,7 +6648,7 @@
         <w:t>禅坐开始：回到心脏，与心交代</w:t>
       </w:r>
       <w:r>
-        <w:t>（出自本周素材·资源B《14_入出息念》录音转写，media_id见材料②信息行，照录；可在静心开场或禅修练习前使用）：</w:t>
+        <w:t>（出自本周素材·资源B《14_入出息念》录音转写，照录；可在静心开场或禅修练习前使用）：</w:t>
       </w:r>
     </w:p>
     <w:p>
@@ -8199,605 +7010,6 @@
         </w:rPr>
         <w:t>愿彼等一切，同得功德分！</w:t>
       </w:r>
-    </w:p>
-    <w:p>
-      <w:pPr>
-        <w:pStyle w:val="Heading2"/>
-      </w:pPr>
-      <w:r>
-        <w:t>🗂 更新记录</w:t>
-      </w:r>
-    </w:p>
-    <w:tbl>
-      <w:tblPr>
-        <w:tblStyle w:val="TableGrid"/>
-        <w:tblW w:type="auto" w:w="0"/>
-        <w:jc w:val="center"/>
-        <w:tblLook w:firstColumn="1" w:firstRow="1" w:lastColumn="0" w:lastRow="0" w:noHBand="0" w:noVBand="1" w:val="04A0"/>
-      </w:tblPr>
-      <w:tblGrid>
-        <w:gridCol w:w="3213"/>
-        <w:gridCol w:w="3213"/>
-        <w:gridCol w:w="3213"/>
-      </w:tblGrid>
-      <w:tr>
-        <w:tc>
-          <w:tcPr>
-            <w:tcW w:type="dxa" w:w="3213"/>
-            <w:shd w:val="clear" w:color="auto" w:fill="2E6B4F"/>
-          </w:tcPr>
-          <w:p>
-            <w:pPr>
-              <w:spacing w:after="0"/>
-            </w:pPr>
-            <w:r>
-              <w:rPr>
-                <w:b/>
-                <w:color w:val="FFFFFF"/>
-              </w:rPr>
-            </w:r>
-            <w:r>
-              <w:rPr>
-                <w:b/>
-                <w:color w:val="FFFFFF"/>
-                <w:sz w:val="19"/>
-              </w:rPr>
-              <w:t>版本</w:t>
-            </w:r>
-          </w:p>
-        </w:tc>
-        <w:tc>
-          <w:tcPr>
-            <w:tcW w:type="dxa" w:w="3213"/>
-            <w:shd w:val="clear" w:color="auto" w:fill="2E6B4F"/>
-          </w:tcPr>
-          <w:p>
-            <w:pPr>
-              <w:spacing w:after="0"/>
-            </w:pPr>
-            <w:r>
-              <w:rPr>
-                <w:b/>
-                <w:color w:val="FFFFFF"/>
-              </w:rPr>
-            </w:r>
-            <w:r>
-              <w:rPr>
-                <w:b/>
-                <w:color w:val="FFFFFF"/>
-                <w:sz w:val="19"/>
-              </w:rPr>
-              <w:t>时间（北京）</w:t>
-            </w:r>
-          </w:p>
-        </w:tc>
-        <w:tc>
-          <w:tcPr>
-            <w:tcW w:type="dxa" w:w="3213"/>
-            <w:shd w:val="clear" w:color="auto" w:fill="2E6B4F"/>
-          </w:tcPr>
-          <w:p>
-            <w:pPr>
-              <w:spacing w:after="0"/>
-            </w:pPr>
-            <w:r>
-              <w:rPr>
-                <w:b/>
-                <w:color w:val="FFFFFF"/>
-              </w:rPr>
-            </w:r>
-            <w:r>
-              <w:rPr>
-                <w:b/>
-                <w:color w:val="FFFFFF"/>
-                <w:sz w:val="19"/>
-              </w:rPr>
-              <w:t>更新内容</w:t>
-            </w:r>
-          </w:p>
-        </w:tc>
-      </w:tr>
-      <w:tr>
-        <w:tc>
-          <w:tcPr>
-            <w:tcW w:type="dxa" w:w="3213"/>
-          </w:tcPr>
-          <w:p>
-            <w:pPr>
-              <w:spacing w:after="0"/>
-            </w:pPr>
-            <w:r/>
-            <w:r>
-              <w:rPr>
-                <w:sz w:val="19"/>
-              </w:rPr>
-              <w:t>2026-09-22 15:34</w:t>
-            </w:r>
-          </w:p>
-        </w:tc>
-        <w:tc>
-          <w:tcPr>
-            <w:tcW w:type="dxa" w:w="3213"/>
-          </w:tcPr>
-          <w:p>
-            <w:pPr>
-              <w:spacing w:after="0"/>
-            </w:pPr>
-            <w:r/>
-            <w:r>
-              <w:rPr>
-                <w:sz w:val="19"/>
-              </w:rPr>
-              <w:t>4周版（第三版修订·连续两周合并）初建：原第3周＋原第4周合并</w:t>
-            </w:r>
-          </w:p>
-        </w:tc>
-        <w:tc>
-          <w:tcPr>
-            <w:tcW w:type="dxa" w:w="3213"/>
-          </w:tcPr>
-          <w:p>
-            <w:pPr>
-              <w:spacing w:after="0"/>
-            </w:pPr>
-            <w:r/>
-          </w:p>
-        </w:tc>
-      </w:tr>
-      <w:tr>
-        <w:tc>
-          <w:tcPr>
-            <w:tcW w:type="dxa" w:w="3213"/>
-            <w:shd w:val="clear" w:color="auto" w:fill="F8FAFC"/>
-          </w:tcPr>
-          <w:p>
-            <w:pPr>
-              <w:spacing w:after="0"/>
-            </w:pPr>
-            <w:r/>
-            <w:r>
-              <w:rPr>
-                <w:sz w:val="19"/>
-              </w:rPr>
-              <w:t>v3.5</w:t>
-            </w:r>
-          </w:p>
-        </w:tc>
-        <w:tc>
-          <w:tcPr>
-            <w:tcW w:type="dxa" w:w="3213"/>
-            <w:shd w:val="clear" w:color="auto" w:fill="F8FAFC"/>
-          </w:tcPr>
-          <w:p>
-            <w:pPr>
-              <w:spacing w:after="0"/>
-            </w:pPr>
-            <w:r/>
-            <w:r>
-              <w:rPr>
-                <w:sz w:val="19"/>
-              </w:rPr>
-              <w:t>2026-09-19 19:26</w:t>
-            </w:r>
-          </w:p>
-        </w:tc>
-        <w:tc>
-          <w:tcPr>
-            <w:tcW w:type="dxa" w:w="3213"/>
-            <w:shd w:val="clear" w:color="auto" w:fill="F8FAFC"/>
-          </w:tcPr>
-          <w:p>
-            <w:pPr>
-              <w:spacing w:after="0"/>
-            </w:pPr>
-            <w:r/>
-            <w:r>
-              <w:rPr>
-                <w:sz w:val="19"/>
-              </w:rPr>
-              <w:t>存疑标识统一为 🔴🔴🔴；新增《编者语·法义术语出处对照表》；第6周无源编者表述（“五位'老朋友'”“现形记”）就地标 🔴🔴🔴【存疑·无源】</w:t>
-            </w:r>
-          </w:p>
-        </w:tc>
-      </w:tr>
-      <w:tr>
-        <w:tc>
-          <w:tcPr>
-            <w:tcW w:type="dxa" w:w="3213"/>
-          </w:tcPr>
-          <w:p>
-            <w:pPr>
-              <w:spacing w:after="0"/>
-            </w:pPr>
-            <w:r/>
-            <w:r>
-              <w:rPr>
-                <w:sz w:val="19"/>
-              </w:rPr>
-              <w:t>v3.4</w:t>
-            </w:r>
-          </w:p>
-        </w:tc>
-        <w:tc>
-          <w:tcPr>
-            <w:tcW w:type="dxa" w:w="3213"/>
-          </w:tcPr>
-          <w:p>
-            <w:pPr>
-              <w:spacing w:after="0"/>
-            </w:pPr>
-            <w:r/>
-            <w:r>
-              <w:rPr>
-                <w:sz w:val="19"/>
-              </w:rPr>
-              <w:t>2026-09-19 19:26</w:t>
-            </w:r>
-          </w:p>
-        </w:tc>
-        <w:tc>
-          <w:tcPr>
-            <w:tcW w:type="dxa" w:w="3213"/>
-          </w:tcPr>
-          <w:p>
-            <w:pPr>
-              <w:spacing w:after="0"/>
-            </w:pPr>
-            <w:r/>
-            <w:r>
-              <w:rPr>
-                <w:sz w:val="19"/>
-              </w:rPr>
-              <w:t xml:space="preserve">存疑标识改用浏览器可见的文字标记 </w:t>
-            </w:r>
-            <w:r>
-              <w:rPr>
-                <w:rFonts w:ascii="Consolas" w:hAnsi="Consolas"/>
-                <w:sz w:val="19"/>
-              </w:rPr>
-              <w:t>🔴🔴🔴【存疑·未改】……【存疑·未改·止】🔴🔴🔴</w:t>
-            </w:r>
-            <w:r>
-              <w:rPr>
-                <w:sz w:val="19"/>
-              </w:rPr>
-              <w:t>（原 HTML 红字在浏览器中不渲染）；照录原文一字未改</w:t>
-            </w:r>
-          </w:p>
-        </w:tc>
-      </w:tr>
-      <w:tr>
-        <w:tc>
-          <w:tcPr>
-            <w:tcW w:type="dxa" w:w="3213"/>
-            <w:shd w:val="clear" w:color="auto" w:fill="F8FAFC"/>
-          </w:tcPr>
-          <w:p>
-            <w:pPr>
-              <w:spacing w:after="0"/>
-            </w:pPr>
-            <w:r/>
-            <w:r>
-              <w:rPr>
-                <w:sz w:val="19"/>
-              </w:rPr>
-              <w:t>v3.3</w:t>
-            </w:r>
-          </w:p>
-        </w:tc>
-        <w:tc>
-          <w:tcPr>
-            <w:tcW w:type="dxa" w:w="3213"/>
-            <w:shd w:val="clear" w:color="auto" w:fill="F8FAFC"/>
-          </w:tcPr>
-          <w:p>
-            <w:pPr>
-              <w:spacing w:after="0"/>
-            </w:pPr>
-            <w:r/>
-            <w:r>
-              <w:rPr>
-                <w:sz w:val="19"/>
-              </w:rPr>
-              <w:t>2026-09-19 19:26</w:t>
-            </w:r>
-          </w:p>
-        </w:tc>
-        <w:tc>
-          <w:tcPr>
-            <w:tcW w:type="dxa" w:w="3213"/>
-            <w:shd w:val="clear" w:color="auto" w:fill="F8FAFC"/>
-          </w:tcPr>
-          <w:p>
-            <w:pPr>
-              <w:spacing w:after="0"/>
-            </w:pPr>
-            <w:r/>
-            <w:r>
-              <w:rPr>
-                <w:sz w:val="19"/>
-              </w:rPr>
-              <w:t>存疑处改为整句/整段标红并覆盖每周文档（原文全集8处；第1周「智者大师」整句；第2周性行表与校注；第8周「三种远离」四句；第7周整理稿整块）；照录原文一字未改</w:t>
-            </w:r>
-          </w:p>
-        </w:tc>
-      </w:tr>
-      <w:tr>
-        <w:tc>
-          <w:tcPr>
-            <w:tcW w:type="dxa" w:w="3213"/>
-          </w:tcPr>
-          <w:p>
-            <w:pPr>
-              <w:spacing w:after="0"/>
-            </w:pPr>
-            <w:r/>
-            <w:r>
-              <w:rPr>
-                <w:sz w:val="19"/>
-              </w:rPr>
-              <w:t>v3.2</w:t>
-            </w:r>
-          </w:p>
-        </w:tc>
-        <w:tc>
-          <w:tcPr>
-            <w:tcW w:type="dxa" w:w="3213"/>
-          </w:tcPr>
-          <w:p>
-            <w:pPr>
-              <w:spacing w:after="0"/>
-            </w:pPr>
-            <w:r/>
-            <w:r>
-              <w:rPr>
-                <w:sz w:val="19"/>
-              </w:rPr>
-              <w:t>2026-09-19 19:26</w:t>
-            </w:r>
-          </w:p>
-        </w:tc>
-        <w:tc>
-          <w:tcPr>
-            <w:tcW w:type="dxa" w:w="3213"/>
-          </w:tcPr>
-          <w:p>
-            <w:pPr>
-              <w:spacing w:after="0"/>
-            </w:pPr>
-            <w:r/>
-            <w:r>
-              <w:rPr>
-                <w:sz w:val="19"/>
-              </w:rPr>
-              <w:t>将红方「存疑、未改」之处用红色标出（《原文全集》5处；第1/2/8周相关文字；第7周整理稿整块），并加红字图例；照录原文一字未改</w:t>
-            </w:r>
-          </w:p>
-        </w:tc>
-      </w:tr>
-      <w:tr>
-        <w:tc>
-          <w:tcPr>
-            <w:tcW w:type="dxa" w:w="3213"/>
-            <w:shd w:val="clear" w:color="auto" w:fill="F8FAFC"/>
-          </w:tcPr>
-          <w:p>
-            <w:pPr>
-              <w:spacing w:after="0"/>
-            </w:pPr>
-            <w:r/>
-            <w:r>
-              <w:rPr>
-                <w:sz w:val="19"/>
-              </w:rPr>
-              <w:t>v3.1</w:t>
-            </w:r>
-          </w:p>
-        </w:tc>
-        <w:tc>
-          <w:tcPr>
-            <w:tcW w:type="dxa" w:w="3213"/>
-            <w:shd w:val="clear" w:color="auto" w:fill="F8FAFC"/>
-          </w:tcPr>
-          <w:p>
-            <w:pPr>
-              <w:spacing w:after="0"/>
-            </w:pPr>
-            <w:r/>
-            <w:r>
-              <w:rPr>
-                <w:sz w:val="19"/>
-              </w:rPr>
-              <w:t>2026-09-19 19:26</w:t>
-            </w:r>
-          </w:p>
-        </w:tc>
-        <w:tc>
-          <w:tcPr>
-            <w:tcW w:type="dxa" w:w="3213"/>
-            <w:shd w:val="clear" w:color="auto" w:fill="F8FAFC"/>
-          </w:tcPr>
-          <w:p>
-            <w:pPr>
-              <w:spacing w:after="0"/>
-            </w:pPr>
-            <w:r/>
-            <w:r>
-              <w:rPr>
-                <w:sz w:val="19"/>
-              </w:rPr>
-              <w:t>补录音转写段级时间码（第6周12处：〔00:05:00〕等；第7周整理稿标源时间范围＋存疑）；照录原文一律不改、红方所疑只标不改；《原文全集》回退为第二版原样</w:t>
-            </w:r>
-          </w:p>
-        </w:tc>
-      </w:tr>
-      <w:tr>
-        <w:tc>
-          <w:tcPr>
-            <w:tcW w:type="dxa" w:w="3213"/>
-          </w:tcPr>
-          <w:p>
-            <w:pPr>
-              <w:spacing w:after="0"/>
-            </w:pPr>
-            <w:r/>
-            <w:r>
-              <w:rPr>
-                <w:sz w:val="19"/>
-              </w:rPr>
-              <w:t>v3.0</w:t>
-            </w:r>
-          </w:p>
-        </w:tc>
-        <w:tc>
-          <w:tcPr>
-            <w:tcW w:type="dxa" w:w="3213"/>
-          </w:tcPr>
-          <w:p>
-            <w:pPr>
-              <w:spacing w:after="0"/>
-            </w:pPr>
-            <w:r/>
-            <w:r>
-              <w:rPr>
-                <w:sz w:val="19"/>
-              </w:rPr>
-              <w:t>2026-09-19 19:26</w:t>
-            </w:r>
-          </w:p>
-        </w:tc>
-        <w:tc>
-          <w:tcPr>
-            <w:tcW w:type="dxa" w:w="3213"/>
-          </w:tcPr>
-          <w:p>
-            <w:pPr>
-              <w:spacing w:after="0"/>
-            </w:pPr>
-            <w:r/>
-            <w:r>
-              <w:rPr>
-                <w:sz w:val="19"/>
-              </w:rPr>
-              <w:t>红蓝对抗校验修订：修正无源／与源冲突的细节（动态清理术语、触点部位、观察时长、出处标签、跨系列归属等）；删除重复的「分层次追问」块；据实核订朗读段字数</w:t>
-            </w:r>
-          </w:p>
-        </w:tc>
-      </w:tr>
-      <w:tr>
-        <w:tc>
-          <w:tcPr>
-            <w:tcW w:type="dxa" w:w="3213"/>
-            <w:shd w:val="clear" w:color="auto" w:fill="F8FAFC"/>
-          </w:tcPr>
-          <w:p>
-            <w:pPr>
-              <w:spacing w:after="0"/>
-            </w:pPr>
-            <w:r/>
-            <w:r>
-              <w:rPr>
-                <w:sz w:val="19"/>
-              </w:rPr>
-              <w:t>v2.0</w:t>
-            </w:r>
-          </w:p>
-        </w:tc>
-        <w:tc>
-          <w:tcPr>
-            <w:tcW w:type="dxa" w:w="3213"/>
-            <w:shd w:val="clear" w:color="auto" w:fill="F8FAFC"/>
-          </w:tcPr>
-          <w:p>
-            <w:pPr>
-              <w:spacing w:after="0"/>
-            </w:pPr>
-            <w:r/>
-            <w:r>
-              <w:rPr>
-                <w:sz w:val="19"/>
-              </w:rPr>
-              <w:t>2026-09-13 18:28</w:t>
-            </w:r>
-          </w:p>
-        </w:tc>
-        <w:tc>
-          <w:tcPr>
-            <w:tcW w:type="dxa" w:w="3213"/>
-            <w:shd w:val="clear" w:color="auto" w:fill="F8FAFC"/>
-          </w:tcPr>
-          <w:p>
-            <w:pPr>
-              <w:spacing w:after="0"/>
-            </w:pPr>
-            <w:r/>
-            <w:r>
-              <w:rPr>
-                <w:sz w:val="19"/>
-              </w:rPr>
-              <w:t>按《读书会修订执行手册》(v1.2) 修订：六环节改 10/25/20/35/15/15（合计120）；共读原文标出“本周朗读段”；静心开场加主题破冰＋心理安全三约定；主题讨论加分层次追问；禅修练习加禁忌与安全提示；学员版由脚本重派生</w:t>
-            </w:r>
-          </w:p>
-        </w:tc>
-      </w:tr>
-      <w:tr>
-        <w:tc>
-          <w:tcPr>
-            <w:tcW w:type="dxa" w:w="3213"/>
-          </w:tcPr>
-          <w:p>
-            <w:pPr>
-              <w:spacing w:after="0"/>
-            </w:pPr>
-            <w:r/>
-            <w:r>
-              <w:rPr>
-                <w:sz w:val="19"/>
-              </w:rPr>
-              <w:t>v1.0</w:t>
-            </w:r>
-          </w:p>
-        </w:tc>
-        <w:tc>
-          <w:tcPr>
-            <w:tcW w:type="dxa" w:w="3213"/>
-          </w:tcPr>
-          <w:p>
-            <w:pPr>
-              <w:spacing w:after="0"/>
-            </w:pPr>
-            <w:r/>
-            <w:r>
-              <w:rPr>
-                <w:sz w:val="19"/>
-              </w:rPr>
-              <w:t>2026-09-09 16:37</w:t>
-            </w:r>
-          </w:p>
-        </w:tc>
-        <w:tc>
-          <w:tcPr>
-            <w:tcW w:type="dxa" w:w="3213"/>
-          </w:tcPr>
-          <w:p>
-            <w:pPr>
-              <w:spacing w:after="0"/>
-            </w:pPr>
-            <w:r/>
-            <w:r>
-              <w:rPr>
-                <w:sz w:val="19"/>
-              </w:rPr>
-              <w:t>初版制作</w:t>
-            </w:r>
-          </w:p>
-        </w:tc>
-      </w:tr>
-    </w:tbl>
-    <w:p>
-      <w:pPr>
-        <w:spacing w:after="40"/>
-      </w:pPr>
     </w:p>
     <w:sectPr>
       <w:headerReference w:type="default" r:id="rId9"/>

--- a/交付成果/第三轮修订版/第三轮4周版/读书会01_禅修入门与基础_4周资料包（第三版修订）/Word版/第2周_安般念修法与数息对治_学员版.docx
+++ b/交付成果/第三轮修订版/第三轮4周版/读书会01_禅修入门与基础_4周资料包（第三版修订）/Word版/第2周_安般念修法与数息对治_学员版.docx
@@ -60,7 +60,7 @@
           <w:color w:val="999999"/>
           <w:sz w:val="17"/>
         </w:rPr>
-        <w:t>📅 最近更新：2026-09-22 21:20　|　学员版去注释化：删材料元信息行/练习引导文/更新记录/内联media_id等；共读原文文字未改</w:t>
+        <w:t>📅 最近更新：2026-09-22 21:41　|　学员版禅修练习去重：仅保留一份（禁忌/练习提示），去掉“（原第X周）”子标题与“两段引导词”提示行</w:t>
       </w:r>
     </w:p>
     <w:p>
@@ -3571,90 +3571,6 @@
         <w:rPr>
           <w:sz w:val="21"/>
         </w:rPr>
-        <w:t>💡 本周由连续两周合并，含两段原周次的禅修练习引导词；时间紧可读其一，或各取前半段（合计约15分钟）。</w:t>
-      </w:r>
-    </w:p>
-    <w:p>
-      <w:pPr>
-        <w:pStyle w:val="Heading3"/>
-      </w:pPr>
-      <w:r>
-        <w:t>禅修练习（原第3周）</w:t>
-      </w:r>
-    </w:p>
-    <w:p>
-      <w:pPr>
-        <w:spacing w:after="30" w:before="0"/>
-        <w:ind w:left="227" w:right="113"/>
-        <w:shd w:val="clear" w:color="auto" w:fill="F2F8F4"/>
-        <w:pBdr>
-          <w:left w:val="single" w:sz="28" w:space="6" w:color="2E6B4F"/>
-        </w:pBdr>
-      </w:pPr>
-      <w:r>
-        <w:rPr>
-          <w:sz w:val="21"/>
-        </w:rPr>
-        <w:t xml:space="preserve">⚠️ </w:t>
-      </w:r>
-      <w:r>
-        <w:rPr>
-          <w:b/>
-          <w:sz w:val="21"/>
-        </w:rPr>
-        <w:t>禅修禁忌提示</w:t>
-      </w:r>
-      <w:r>
-        <w:rPr>
-          <w:sz w:val="21"/>
-        </w:rPr>
-        <w:t>：若你正处在严重抑郁、焦虑、创伤后应激，或精神类疾病的发作／用药期，或正经历强烈的情绪危机，请先咨询医生或心理师，再决定是否练习；练习中若出现明显不适（如心悸、胸闷、情绪失控），请立即停止，睁开眼睛，把注意力放回呼吸与身体，必要时离场休息。</w:t>
-      </w:r>
-    </w:p>
-    <w:p>
-      <w:pPr>
-        <w:spacing w:after="30" w:before="0"/>
-        <w:ind w:left="227" w:right="113"/>
-        <w:shd w:val="clear" w:color="auto" w:fill="F2F8F4"/>
-        <w:pBdr>
-          <w:left w:val="single" w:sz="28" w:space="6" w:color="2E6B4F"/>
-        </w:pBdr>
-      </w:pPr>
-      <w:r>
-        <w:rPr>
-          <w:b/>
-          <w:sz w:val="21"/>
-        </w:rPr>
-        <w:t>练习提示（禁忌与安全）</w:t>
-      </w:r>
-      <w:r>
-        <w:rPr>
-          <w:sz w:val="21"/>
-        </w:rPr>
-        <w:t>：如有严重身心疾病（重度抑郁／焦虑发作期、精神障碍等）、近期手术或严重心血管疾病、孕期或有医嘱限制者，请先咨询医生、量力而行；练习中若出现强烈不适，可随时睁眼、停止、调整，或改为静坐观察。</w:t>
-      </w:r>
-    </w:p>
-    <w:p>
-      <w:pPr>
-        <w:pStyle w:val="Heading3"/>
-      </w:pPr>
-      <w:r>
-        <w:t>禅修练习（原第4周）</w:t>
-      </w:r>
-    </w:p>
-    <w:p>
-      <w:pPr>
-        <w:spacing w:after="30" w:before="0"/>
-        <w:ind w:left="227" w:right="113"/>
-        <w:shd w:val="clear" w:color="auto" w:fill="F2F8F4"/>
-        <w:pBdr>
-          <w:left w:val="single" w:sz="28" w:space="6" w:color="2E6B4F"/>
-        </w:pBdr>
-      </w:pPr>
-      <w:r>
-        <w:rPr>
-          <w:sz w:val="21"/>
-        </w:rPr>
         <w:t xml:space="preserve">⚠️ </w:t>
       </w:r>
       <w:r>

--- a/交付成果/第三轮修订版/第三轮4周版/读书会01_禅修入门与基础_4周资料包（第三版修订）/Word版/第2周_安般念修法与数息对治_学员版.docx
+++ b/交付成果/第三轮修订版/第三轮4周版/读书会01_禅修入门与基础_4周资料包（第三版修订）/Word版/第2周_安般念修法与数息对治_学员版.docx
@@ -60,7 +60,7 @@
           <w:color w:val="999999"/>
           <w:sz w:val="17"/>
         </w:rPr>
-        <w:t>📅 最近更新：2026-09-22 21:41　|　学员版禅修练习去重：仅保留一份（禁忌/练习提示），去掉“（原第X周）”子标题与“两段引导词”提示行</w:t>
+        <w:t>📅 最近更新：2026-09-22 23:44　|　第4周「三种远离」去 🔴 存疑标记（原文正确）；「马夫大尊者」订正为「罗睺罗尊者」</w:t>
       </w:r>
     </w:p>
     <w:p>
@@ -853,7 +853,7 @@
         <w:rPr>
           <w:sz w:val="21"/>
         </w:rPr>
-        <w:t>〔00:14:57〕佛陀呢，在中部《入出息念经》里面讲：诸比库，修习、多作入出息念，有大果报、有大利益。诸比库，修习、多作入出息念，能圆满四念处；修习、多作四念处，能圆满七觉支；修习、多作七觉支，能圆满明解脱。那这个在《大念处经》里面呢，佛陀是教导通过修入出息（念）直接证（得）阿拉汉的方法；《入出息念经》里面也是这样教导。第四个呢，是预知时至——佛陀呢，在教导他的儿子（罗睺罗尊者，原转写"马夫大尊者"，存疑）的时候呢，他讲说：如是修习、多作入出息念时，（你对）最后的入息、出息之灭，不是不知。</w:t>
+        <w:t>〔00:14:57〕佛陀呢，在中部《入出息念经》里面讲：诸比库，修习、多作入出息念，有大果报、有大利益。诸比库，修习、多作入出息念，能圆满四念处；修习、多作四念处，能圆满七觉支；修习、多作七觉支，能圆满明解脱。那这个在《大念处经》里面呢，佛陀是教导通过修入出息（念）直接证（得）阿拉汉的方法；《入出息念经》里面也是这样教导。第四个呢，是预知时至——佛陀呢，在教导他的儿子罗睺罗尊者的时候呢，他讲说：如是修习、多作入出息念时，（你对）最后的入息、出息之灭，不是不知。</w:t>
       </w:r>
     </w:p>
     <w:p>

--- a/交付成果/第三轮修订版/第三轮4周版/读书会01_禅修入门与基础_4周资料包（第三版修订）/Word版/第2周_安般念修法与数息对治_学员版.docx
+++ b/交付成果/第三轮修订版/第三轮4周版/读书会01_禅修入门与基础_4周资料包（第三版修订）/Word版/第2周_安般念修法与数息对治_学员版.docx
@@ -668,7 +668,7 @@
                 <w:color w:val="333333"/>
                 <w:sz w:val="22"/>
               </w:rPr>
-              <w:t>〔00:01:43〕老同学呢，都听过了。即使听过了，很多人也是没有完全搞明白。入出息念呢，它的巴利语叫 ānāpānassati：āna（安那）就是入息，pāna（巴那）就是出息，ssati（萨提）就是念。念呢，就是（心）意念不忘失所缘、（明确地于）所缘（转起）的意思（原文转写作"意念不忘之所缘""尘入所缘"，语义按此整理）。合起来呢，就是入出息念。</w:t>
+              <w:t>〔00:01:43〕老同学呢，都听过了。即使听过了，很多人也是没有完全搞明白。入出息念呢，它的巴利语叫 ānāpānassati：āna（安那）就是入息，pāna（巴那）就是出息，ssati（萨提）就是念。念呢，就是（心）意念不忘失所缘、（明确地于）所缘（转起）的意思。合起来呢，就是入出息念。</w:t>
             </w:r>
           </w:p>
           <w:p>
@@ -847,7 +847,7 @@
                 <w:color w:val="333333"/>
                 <w:sz w:val="22"/>
               </w:rPr>
-              <w:t>〔00:10:24〕第二个，它能去除妄念。佛陀在《相应部·入出息相应》里面讲：比库修习、多作入出息念，（则）寂静、殊妙、纯一、乐住（原转写"寂静殊胜不杂乐住"，按经典常译整理），能令再再生起的恶不善法因此消除。那比库犹如在热季的最后一个月（被风扬起的尘土，被）大雨立即（淋下），由此消失停止。</w:t>
+              <w:t>〔00:10:24〕第二个，它能去除妄念。佛陀在《相应部·入出息相应》里面讲：比库修习、多作入出息念，（则）寂静、殊妙、纯一、乐住，能令再再生起的恶不善法因此消除。那比库犹如在热季的最后一个月（被风扬起的尘土，被）大雨立即（淋下），由此消失停止。</w:t>
             </w:r>
           </w:p>
           <w:p>
@@ -6095,7 +6095,7 @@
                 <w:color w:val="333333"/>
                 <w:sz w:val="22"/>
               </w:rPr>
-              <w:t>〔00:07:17〕所以不管南北传，都有一个叫四摄法（原转写"四色法"）的：布施、爱语、利行、同事。第一个呢，就是你要给他好处——布施就是送东西给他，跟你的心（沟通）也是（要）有好处；然后说好听的话，叫爱语；然后要利行——对禅修这件事情，你要有合适的、有帮助的一些方法，或者行动，或者资源，或者这种环境等等；然后同时要跟他一起做，共同完成。不要认为这个事情只是他的事儿，是我们共同的事。所以跟心（沟通）呢，你最后就是要有一个这样的达成，你的心才会愿意跟你配合来做。</w:t>
+              <w:t>〔00:07:17〕所以不管南北传，都有一个叫四摄法的：布施、爱语、利行、同事。第一个呢，就是你要给他好处——布施就是送东西给他，跟你的心（沟通）也是（要）有好处；然后说好听的话，叫爱语；然后要利行——对禅修这件事情，你要有合适的、有帮助的一些方法，或者行动，或者资源，或者这种环境等等；然后同时要跟他一起做，共同完成。不要认为这个事情只是他的事儿，是我们共同的事。所以跟心（沟通）呢，你最后就是要有一个这样的达成，你的心才会愿意跟你配合来做。</w:t>
             </w:r>
           </w:p>
           <w:p>
